--- a/_task/book-scrape/威斯敏斯特信条-westminster-confession/威斯敏斯特信条解读.docx
+++ b/_task/book-scrape/威斯敏斯特信条-westminster-confession/威斯敏斯特信条解读.docx
@@ -7595,10 +7595,18 @@
       <w:r>
         <w:rPr>
           <w:rFonts w:ascii="Times New Roman" w:hAnsi="Times New Roman" w:eastAsia="宋体"/>
-          <w:b w:val="0"/>
-          <w:sz w:val="24"/>
-        </w:rPr>
-        <w:t xml:space="preserve">：受造物的多样性、次序、和谐和彼此的关系，显明了神的智慧：「耶和华啊，祢所造的何其多！都是祢用智慧造成的；遍地满了祢的丰富」（诗104:24）。 - </w:t>
+          <w:b/>
+          <w:sz w:val="24"/>
+        </w:rPr>
+        <w:t>：</w:t>
+      </w:r>
+      <w:r>
+        <w:rPr>
+          <w:rFonts w:ascii="Times New Roman" w:hAnsi="Times New Roman" w:eastAsia="宋体"/>
+          <w:b w:val="0"/>
+          <w:sz w:val="24"/>
+        </w:rPr>
+        <w:t xml:space="preserve">受造物的多样性、次序、和谐和彼此的关系，显明了神的智慧：「耶和华啊，祢所造的何其多！都是祢用智慧造成的；遍地满了祢的丰富」（诗104:24）。 - </w:t>
       </w:r>
       <w:r>
         <w:rPr>
@@ -7857,10 +7865,18 @@
       <w:r>
         <w:rPr>
           <w:rFonts w:ascii="Times New Roman" w:hAnsi="Times New Roman" w:eastAsia="宋体"/>
-          <w:b w:val="0"/>
-          <w:sz w:val="24"/>
-        </w:rPr>
-        <w:t xml:space="preserve">：是对神、祂的旨意、和祂的作为的一种完全的知识，就令他快乐而言，对于装备他凡事顺服所必需的而言是完全足够的。 - </w:t>
+          <w:b/>
+          <w:sz w:val="24"/>
+        </w:rPr>
+        <w:t>：</w:t>
+      </w:r>
+      <w:r>
+        <w:rPr>
+          <w:rFonts w:ascii="Times New Roman" w:hAnsi="Times New Roman" w:eastAsia="宋体"/>
+          <w:b w:val="0"/>
+          <w:sz w:val="24"/>
+        </w:rPr>
+        <w:t xml:space="preserve">是对神、祂的旨意、和祂的作为的一种完全的知识，就令他快乐而言，对于装备他凡事顺服所必需的而言是完全足够的。 - </w:t>
       </w:r>
       <w:r>
         <w:rPr>
@@ -7889,10 +7905,18 @@
       <w:r>
         <w:rPr>
           <w:rFonts w:ascii="Times New Roman" w:hAnsi="Times New Roman" w:eastAsia="宋体"/>
-          <w:b w:val="0"/>
-          <w:sz w:val="24"/>
-        </w:rPr>
-        <w:t>：即与罪完全隔绝，能彰显神的形象。</w:t>
+          <w:b/>
+          <w:sz w:val="24"/>
+        </w:rPr>
+        <w:t>：</w:t>
+      </w:r>
+      <w:r>
+        <w:rPr>
+          <w:rFonts w:ascii="Times New Roman" w:hAnsi="Times New Roman" w:eastAsia="宋体"/>
+          <w:b w:val="0"/>
+          <w:sz w:val="24"/>
+        </w:rPr>
+        <w:t>即与罪完全隔绝，能彰显神的形象。</w:t>
       </w:r>
     </w:p>
     <w:p>
@@ -10793,10 +10817,18 @@
       <w:r>
         <w:rPr>
           <w:rFonts w:ascii="Times New Roman" w:hAnsi="Times New Roman" w:eastAsia="宋体"/>
-          <w:b w:val="0"/>
-          <w:sz w:val="24"/>
-        </w:rPr>
-        <w:t xml:space="preserve">：祂为罪献上自己成为完美和最终的祭物：「如今在这末世显现一次，把自己献为祭，好除掉罪」（来9:26），永远不需要再重复 （来7:27；9:12、24-28; 10:1-2、10、12、14；13:12）。 2. </w:t>
+          <w:b/>
+          <w:sz w:val="24"/>
+        </w:rPr>
+        <w:t>：</w:t>
+      </w:r>
+      <w:r>
+        <w:rPr>
+          <w:rFonts w:ascii="Times New Roman" w:hAnsi="Times New Roman" w:eastAsia="宋体"/>
+          <w:b w:val="0"/>
+          <w:sz w:val="24"/>
+        </w:rPr>
+        <w:t xml:space="preserve">祂为罪献上自己成为完美和最终的祭物：「如今在这末世显现一次，把自己献为祭，好除掉罪」（来9:26），永远不需要再重复 （来7:27；9:12、24-28; 10:1-2、10、12、14；13:12）。 2. </w:t>
       </w:r>
       <w:r>
         <w:rPr>
@@ -10809,10 +10841,18 @@
       <w:r>
         <w:rPr>
           <w:rFonts w:ascii="Times New Roman" w:hAnsi="Times New Roman" w:eastAsia="宋体"/>
-          <w:b w:val="0"/>
-          <w:sz w:val="24"/>
-        </w:rPr>
-        <w:t xml:space="preserve">是「已经升入高天尊荣的大祭司」（来4:14），「如今为我们显在神面前」（来9:24），继续带领我们进入神的同在中。所以新约的信徒拥有更大的特权，我们「因耶稣的血得以坦然进入至圣所……又有一位大祭司治理神的家……就当存着诚心和充足的信心来到神面前」（来10:19-22）。 3. </w:t>
+          <w:b/>
+          <w:sz w:val="24"/>
+        </w:rPr>
+        <w:t>是「已经升入高天尊荣的大祭司」</w:t>
+      </w:r>
+      <w:r>
+        <w:rPr>
+          <w:rFonts w:ascii="Times New Roman" w:hAnsi="Times New Roman" w:eastAsia="宋体"/>
+          <w:b w:val="0"/>
+          <w:sz w:val="24"/>
+        </w:rPr>
+        <w:t xml:space="preserve">（来4:14），「如今为我们显在神面前」（来9:24），继续带领我们进入神的同在中。所以新约的信徒拥有更大的特权，我们「因耶稣的血得以坦然进入至圣所……又有一位大祭司治理神的家……就当存着诚心和充足的信心来到神面前」（来10:19-22）。 3. </w:t>
       </w:r>
       <w:r>
         <w:rPr>
@@ -10825,10 +10865,18 @@
       <w:r>
         <w:rPr>
           <w:rFonts w:ascii="Times New Roman" w:hAnsi="Times New Roman" w:eastAsia="宋体"/>
-          <w:b w:val="0"/>
-          <w:sz w:val="24"/>
-        </w:rPr>
-        <w:t>：「凡靠着祂进到神面前的人，祂都能拯救到底；因为祂是长远活着，替他们祈求」（来7:25） 。祂同时听到所有的信徒有声无声的祷告和请求，有权在神面前代表我们，并且从充满同情的大祭司的角度，把我们的诉求带到神面前（罗8:34），这个角色惟独神人合一的耶稣能担任：「只有一位神；在神和人中间只有一位中保，乃是降世为人的基督耶稣」（提前2:5）。祂将我们没有想到的、所忽略的需求带到神面前，在我们还没意识到危险时就为我们祈求保护，并且求父神使我们的信心永不止息。</w:t>
+          <w:b/>
+          <w:sz w:val="24"/>
+        </w:rPr>
+        <w:t>：</w:t>
+      </w:r>
+      <w:r>
+        <w:rPr>
+          <w:rFonts w:ascii="Times New Roman" w:hAnsi="Times New Roman" w:eastAsia="宋体"/>
+          <w:b w:val="0"/>
+          <w:sz w:val="24"/>
+        </w:rPr>
+        <w:t>「凡靠着祂进到神面前的人，祂都能拯救到底；因为祂是长远活着，替他们祈求」（来7:25） 。祂同时听到所有的信徒有声无声的祷告和请求，有权在神面前代表我们，并且从充满同情的大祭司的角度，把我们的诉求带到神面前（罗8:34），这个角色惟独神人合一的耶稣能担任：「只有一位神；在神和人中间只有一位中保，乃是降世为人的基督耶稣」（提前2:5）。祂将我们没有想到的、所忽略的需求带到神面前，在我们还没意识到危险时就为我们祈求保护，并且求父神使我们的信心永不止息。</w:t>
       </w:r>
     </w:p>
     <w:p>
@@ -11453,10 +11501,18 @@
       <w:r>
         <w:rPr>
           <w:rFonts w:ascii="Times New Roman" w:hAnsi="Times New Roman" w:eastAsia="宋体"/>
-          <w:b w:val="0"/>
-          <w:sz w:val="24"/>
-        </w:rPr>
-        <w:t xml:space="preserve">：耶稣只有成为完全的人，才能替罪人代死、承受我们该受的处罚（来 2:16-17），为我们成为挽回祭。 3. </w:t>
+          <w:b/>
+          <w:sz w:val="24"/>
+        </w:rPr>
+        <w:t>：</w:t>
+      </w:r>
+      <w:r>
+        <w:rPr>
+          <w:rFonts w:ascii="Times New Roman" w:hAnsi="Times New Roman" w:eastAsia="宋体"/>
+          <w:b w:val="0"/>
+          <w:sz w:val="24"/>
+        </w:rPr>
+        <w:t xml:space="preserve">耶稣只有成为完全的人，才能替罪人代死、承受我们该受的处罚（来 2:16-17），为我们成为挽回祭。 3. </w:t>
       </w:r>
       <w:r>
         <w:rPr>
@@ -11469,10 +11525,18 @@
       <w:r>
         <w:rPr>
           <w:rFonts w:ascii="Times New Roman" w:hAnsi="Times New Roman" w:eastAsia="宋体"/>
-          <w:b w:val="0"/>
-          <w:sz w:val="24"/>
-        </w:rPr>
-        <w:t xml:space="preserve">神与人之间的中保：由于罪使人与神隔离，我们需要一个人在我们与神之间作为中保，既能在神面前代表我们，又能在我们面前代表神。耶稣必须是完全的人和完全的神，才能满足这样的要求，把我们带回到神面前（提前2:5）。 4. </w:t>
+          <w:b/>
+          <w:sz w:val="24"/>
+        </w:rPr>
+        <w:t>神与人之间的中保：</w:t>
+      </w:r>
+      <w:r>
+        <w:rPr>
+          <w:rFonts w:ascii="Times New Roman" w:hAnsi="Times New Roman" w:eastAsia="宋体"/>
+          <w:b w:val="0"/>
+          <w:sz w:val="24"/>
+        </w:rPr>
+        <w:t xml:space="preserve">由于罪使人与神隔离，我们需要一个人在我们与神之间作为中保，既能在神面前代表我们，又能在我们面前代表神。耶稣必须是完全的人和完全的神，才能满足这样的要求，把我们带回到神面前（提前2:5）。 4. </w:t>
       </w:r>
       <w:r>
         <w:rPr>
@@ -11485,10 +11549,18 @@
       <w:r>
         <w:rPr>
           <w:rFonts w:ascii="Times New Roman" w:hAnsi="Times New Roman" w:eastAsia="宋体"/>
-          <w:b w:val="0"/>
-          <w:sz w:val="24"/>
-        </w:rPr>
-        <w:t xml:space="preserve">完成神起初造人的目的：神的心意是让人 管理祂所创造的一切，「只是如今我们还不见万物都服他」（来2:8）。耶稣只有成为完全的人，才能以人的身分顺服神、管理全宇宙，我们也因着顺服基督，将来在宝座上与祂一同掌权（启3:21）。 5. </w:t>
+          <w:b/>
+          <w:sz w:val="24"/>
+        </w:rPr>
+        <w:t>完成神起初造人的目的：</w:t>
+      </w:r>
+      <w:r>
+        <w:rPr>
+          <w:rFonts w:ascii="Times New Roman" w:hAnsi="Times New Roman" w:eastAsia="宋体"/>
+          <w:b w:val="0"/>
+          <w:sz w:val="24"/>
+        </w:rPr>
+        <w:t xml:space="preserve">神的心意是让人 管理祂所创造的一切，「只是如今我们还不见万物都服他」（来2:8）。耶稣只有成为完全的人，才能以人的身分顺服神、管理全宇宙，我们也因着顺服基督，将来在宝座上与祂一同掌权（启3:21）。 5. </w:t>
       </w:r>
       <w:r>
         <w:rPr>
@@ -11501,10 +11573,18 @@
       <w:r>
         <w:rPr>
           <w:rFonts w:ascii="Times New Roman" w:hAnsi="Times New Roman" w:eastAsia="宋体"/>
-          <w:b w:val="0"/>
-          <w:sz w:val="24"/>
-        </w:rPr>
-        <w:t xml:space="preserve">我们行事为人的榜样： 耶稣只有成为完全的人，我们才能每天「效法基督」（林前11:1；罗15:5）。约翰才能说：「人若说他住在主里面，就该自己照主所行的去行」（约壹2:6）；保罗才能说：我们正在「变成主的形状」（林后3:18），「效法祂儿子的模样」（罗8:29）；彼得才能说：「基督也为你们受过苦，给你们留下榜样，叫你们跟随祂的脚踪行」（彼前2:21）。 6. </w:t>
+          <w:b/>
+          <w:sz w:val="24"/>
+        </w:rPr>
+        <w:t>我们行事为人的榜样：</w:t>
+      </w:r>
+      <w:r>
+        <w:rPr>
+          <w:rFonts w:ascii="Times New Roman" w:hAnsi="Times New Roman" w:eastAsia="宋体"/>
+          <w:b w:val="0"/>
+          <w:sz w:val="24"/>
+        </w:rPr>
+        <w:t xml:space="preserve"> 耶稣只有成为完全的人，我们才能每天「效法基督」（林前11:1；罗15:5）。约翰才能说：「人若说他住在主里面，就该自己照主所行的去行」（约壹2:6）；保罗才能说：我们正在「变成主的形状」（林后3:18），「效法祂儿子的模样」（罗8:29）；彼得才能说：「基督也为你们受过苦，给你们留下榜样，叫你们跟随祂的脚踪行」（彼前2:21）。 6. </w:t>
       </w:r>
       <w:r>
         <w:rPr>
@@ -11517,10 +11597,18 @@
       <w:r>
         <w:rPr>
           <w:rFonts w:ascii="Times New Roman" w:hAnsi="Times New Roman" w:eastAsia="宋体"/>
-          <w:b w:val="0"/>
-          <w:sz w:val="24"/>
-        </w:rPr>
-        <w:t xml:space="preserve">我们复活初熟的果子：耶稣只有成为完全的人，才能以人的身分复活，成为「从死里首先复生的」（西1:18）。祂复活的新身体才能作为「初熟的果子」（林前15:23），成为我们复活身体的模样（林前15:42-44）。 7. </w:t>
+          <w:b/>
+          <w:sz w:val="24"/>
+        </w:rPr>
+        <w:t>我们复活初熟的果子：</w:t>
+      </w:r>
+      <w:r>
+        <w:rPr>
+          <w:rFonts w:ascii="Times New Roman" w:hAnsi="Times New Roman" w:eastAsia="宋体"/>
+          <w:b w:val="0"/>
+          <w:sz w:val="24"/>
+        </w:rPr>
+        <w:t xml:space="preserve">耶稣只有成为完全的人，才能以人的身分复活，成为「从死里首先复生的」（西1:18）。祂复活的新身体才能作为「初熟的果子」（林前15:23），成为我们复活身体的模样（林前15:42-44）。 7. </w:t>
       </w:r>
       <w:r>
         <w:rPr>
@@ -11533,10 +11621,18 @@
       <w:r>
         <w:rPr>
           <w:rFonts w:ascii="Times New Roman" w:hAnsi="Times New Roman" w:eastAsia="宋体"/>
-          <w:b w:val="0"/>
-          <w:sz w:val="24"/>
-        </w:rPr>
-        <w:t>大祭司：耶稣只有成为完全的人，才能让我们确信祂「自己既然被试探而受苦，就能搭救被试探的人」（来2:18；4:15-16），因为祂曾经像人一样活过，同样经历了人所面临的试探和挣扎。</w:t>
+          <w:b/>
+          <w:sz w:val="24"/>
+        </w:rPr>
+        <w:t>大祭司：</w:t>
+      </w:r>
+      <w:r>
+        <w:rPr>
+          <w:rFonts w:ascii="Times New Roman" w:hAnsi="Times New Roman" w:eastAsia="宋体"/>
+          <w:b w:val="0"/>
+          <w:sz w:val="24"/>
+        </w:rPr>
+        <w:t>耶稣只有成为完全的人，才能让我们确信祂「自己既然被试探而受苦，就能搭救被试探的人」（来2:18；4:15-16），因为祂曾经像人一样活过，同样经历了人所面临的试探和挣扎。</w:t>
       </w:r>
     </w:p>
     <w:p>
@@ -12231,10 +12327,18 @@
       <w:r>
         <w:rPr>
           <w:rFonts w:ascii="Times New Roman" w:hAnsi="Times New Roman" w:eastAsia="宋体"/>
-          <w:b w:val="0"/>
-          <w:sz w:val="24"/>
-        </w:rPr>
-        <w:t xml:space="preserve">是我们重生的保证：「借耶稣基督从死里复活，重生了我们，叫我们有活泼的盼望」（彼前1:3）。神使基督复活的能力，与运行在我们里面的能力相同（弗1:19-20）。 5. </w:t>
+          <w:b/>
+          <w:sz w:val="24"/>
+        </w:rPr>
+        <w:t>是我们重生的保证</w:t>
+      </w:r>
+      <w:r>
+        <w:rPr>
+          <w:rFonts w:ascii="Times New Roman" w:hAnsi="Times New Roman" w:eastAsia="宋体"/>
+          <w:b w:val="0"/>
+          <w:sz w:val="24"/>
+        </w:rPr>
+        <w:t xml:space="preserve">：「借耶稣基督从死里复活，重生了我们，叫我们有活泼的盼望」（彼前1:3）。神使基督复活的能力，与运行在我们里面的能力相同（弗1:19-20）。 5. </w:t>
       </w:r>
       <w:r>
         <w:rPr>
@@ -14353,10 +14457,18 @@
       <w:r>
         <w:rPr>
           <w:rFonts w:ascii="Times New Roman" w:hAnsi="Times New Roman" w:eastAsia="宋体"/>
-          <w:b w:val="0"/>
-          <w:sz w:val="24"/>
-        </w:rPr>
-        <w:t xml:space="preserve">，也就是「耶稣基督并祂钉十字架」（林前2:2），至少包括：「世人都犯了罪，亏缺了神的荣耀」（罗3:23），「因为罪的工价乃是死；惟有神的恩赐，在我们的主基督耶稣里，乃是永生」（罗6:23），「惟有基督在我们还作罪人的时候为我们死，神的爱就在此向我们显明了」（罗5:8）。这是神向人的理智说话。 2. </w:t>
+          <w:b/>
+          <w:sz w:val="24"/>
+        </w:rPr>
+        <w:t>，</w:t>
+      </w:r>
+      <w:r>
+        <w:rPr>
+          <w:rFonts w:ascii="Times New Roman" w:hAnsi="Times New Roman" w:eastAsia="宋体"/>
+          <w:b w:val="0"/>
+          <w:sz w:val="24"/>
+        </w:rPr>
+        <w:t xml:space="preserve">也就是「耶稣基督并祂钉十字架」（林前2:2），至少包括：「世人都犯了罪，亏缺了神的荣耀」（罗3:23），「因为罪的工价乃是死；惟有神的恩赐，在我们的主基督耶稣里，乃是永生」（罗6:23），「惟有基督在我们还作罪人的时候为我们死，神的爱就在此向我们显明了」（罗5:8）。这是神向人的理智说话。 2. </w:t>
       </w:r>
       <w:r>
         <w:rPr>
@@ -16881,10 +16993,18 @@
       <w:r>
         <w:rPr>
           <w:rFonts w:ascii="Times New Roman" w:hAnsi="Times New Roman" w:eastAsia="宋体"/>
-          <w:b w:val="0"/>
-          <w:sz w:val="24"/>
-        </w:rPr>
-        <w:t xml:space="preserve">信心是相信耶稣基督本身：也就是得着基督、包括所有在祂之内的恩惠和祝福，而不是相信某几个教义——如耶稣基督是神的儿子、道成肉身等等。 - </w:t>
+          <w:b/>
+          <w:sz w:val="24"/>
+        </w:rPr>
+        <w:t>信心是相信耶稣基督本身：</w:t>
+      </w:r>
+      <w:r>
+        <w:rPr>
+          <w:rFonts w:ascii="Times New Roman" w:hAnsi="Times New Roman" w:eastAsia="宋体"/>
+          <w:b w:val="0"/>
+          <w:sz w:val="24"/>
+        </w:rPr>
+        <w:t xml:space="preserve">也就是得着基督、包括所有在祂之内的恩惠和祝福，而不是相信某几个教义——如耶稣基督是神的儿子、道成肉身等等。 - </w:t>
       </w:r>
       <w:r>
         <w:rPr>
@@ -20014,10 +20134,18 @@
       <w:r>
         <w:rPr>
           <w:rFonts w:ascii="Times New Roman" w:hAnsi="Times New Roman" w:eastAsia="宋体"/>
-          <w:b w:val="0"/>
-          <w:sz w:val="24"/>
-        </w:rPr>
-        <w:t>六、虽然真信徒并不在作为行为之约的律法之下称义或被定罪（罗6:14；7:4；加2:16；3:13；4:4-5；徒13:39；罗8:1,33），但这律法对于他们和其他人都大有用处。因它作为生活的准则，指示他们神的旨意和自己的本分，指导并约束他们照着去行（罗7:12,22,25；诗119:1-6；林前7:19；加5:14-23）；发现自己的本性、内心和生活中的罪污（罗7:7,13；3:20）；通过自省，可以对自己的罪更加认识、差愧、憎恶（雅1:23-25；罗7:9,14,24）；同时更清楚地看到自己对基督及其完美顺服的需要（加3:24；罗7:24-25；8:3-4）。律法对重生者同样有用，因它禁止犯罪，抑制他们的败坏（雅2:11-12；诗119:101,104,128），它的警戒向他们显明罪应得的后果，以及今生为罪可能受何种苦难（拉9:13-14；诗89:30-34；加3:13），尽管他们已经脱离了律法所警戒的咒诅。同样，律法的诸般应许向他们显明神对顺服的嘉许，以及顺服者可以期盼何种祝福（出19:5-6；申5:33；利18:5；太19:17；利26:1-13；林后6:16；弗6:2-3；诗19:11；37:11；太5:5），尽管这些都不是依据行为之约的律法所当得的（加2:16；路17:10）——因此，一个人因为律法鼓励行善、阻止作恶而行善弃恶，并不证明他是在律法之下，不在恩典之下（罗6:12-15；彼前3:8-12；诗34:12-16；来12:28-29）。</w:t>
+          <w:b/>
+          <w:sz w:val="24"/>
+        </w:rPr>
+        <w:t>六、虽然真信徒并不在作为行为之约的律法之下称义或被定罪（罗6:14；7:4；加2:16；3:13；4:4-5；徒13:39；罗8:1,33），但这律法对于他们和其他人都大有用处。因它作为生活的准则，指示他们神的旨意和自己的本分，指导并约束他们照着去行（罗7:12,22,25；诗119:1-6；林前7:19；加5:14-23）；发现自己的本性、内心和生活中的罪污（罗7:7,13；3:20）；通过自省，可以对自己的罪更加认识、差愧、憎恶（雅1:23-25；罗7:9,14,24）；同时更清楚地看到自己对基督及其完美顺服的需要（加3:24；罗7:24-25；8:3-4）。律法对重生者同样有用，因它禁止犯罪，抑制他们的败坏（雅2:11-12；诗119:101,104,128），它的警戒向他们显明罪应得的后果，以及今生为罪可能受何种苦难（拉9:13-14；诗89:30-34；加3:13），尽管他们已经脱离了律法所警戒的咒诅。</w:t>
+      </w:r>
+      <w:r>
+        <w:rPr>
+          <w:rFonts w:ascii="Times New Roman" w:hAnsi="Times New Roman" w:eastAsia="宋体"/>
+          <w:b/>
+          <w:sz w:val="24"/>
+        </w:rPr>
+        <w:t>同样，律法的诸般应许向他们显明神对顺服的嘉许，以及顺服者可以期盼何种祝福（出19:5-6；申5:33；利18:5；太19:17；利26:1-13；林后6:16；弗6:2-3；诗19:11；37:11；太5:5），尽管这些都不是依据行为之约的律法所当得的（加2:16；路17:10）——因此，一个人因为律法鼓励行善、阻止作恶而行善弃恶，并不证明他是在律法之下，不在恩典之下（罗6:12-15；彼前3:8-12；诗34:12-16；来12:28-29）。</w:t>
       </w:r>
     </w:p>
     <w:p>
@@ -20042,7 +20170,7 @@
       <w:r>
         <w:rPr>
           <w:rFonts w:ascii="Times New Roman" w:hAnsi="Times New Roman" w:eastAsia="宋体"/>
-          <w:b w:val="0"/>
+          <w:b/>
           <w:sz w:val="24"/>
         </w:rPr>
         <w:t>解读：</w:t>
@@ -20599,10 +20727,18 @@
       <w:r>
         <w:rPr>
           <w:rFonts w:ascii="Times New Roman" w:hAnsi="Times New Roman" w:eastAsia="宋体"/>
-          <w:b w:val="0"/>
-          <w:sz w:val="24"/>
-        </w:rPr>
-        <w:t>四、并且，因为神的意思不是要叫祂所命定的权柄与基督所买赎的自由互相毁坏，而是使二者互相维持、彼此保守；所以，凡以基督徒的自由之名反对民事的、或教会的任何合乎律法的权柄、或合乎律法的执行，都是抗拒神的命令（彼前2:13-14,16；罗13:1-8；来13:17；帖前5:12-13）。并且，如果他们发表这类意见，或坚持这类做法，若违反自然之光，或违反基督教关于信仰、敬拜或言行的已知原则，或违反敬虔的实意，或这类错谬的意见和做法无论在其本质、还是在发表和坚持的方式上，都有损基督在教会中建立的外在平安与秩序，他们就可以合乎律法地被追究责任，并受到教会的谴责（罗1:32；林前5:1,5,11-13；约贰10-11；帖后3:6,14；提前6:3-4；多1:10-11,13-14；3:10；罗16:17；太18:15-17；提前1:19-20；启2:2,14-15,20）。</w:t>
+          <w:b/>
+          <w:sz w:val="24"/>
+        </w:rPr>
+        <w:t>四、并且，因为神的意思不是要叫祂所命定的权柄与基督所买赎的自由互相毁坏，而是使二者互相维持、彼此保守</w:t>
+      </w:r>
+      <w:r>
+        <w:rPr>
+          <w:rFonts w:ascii="Times New Roman" w:hAnsi="Times New Roman" w:eastAsia="宋体"/>
+          <w:b/>
+          <w:sz w:val="24"/>
+        </w:rPr>
+        <w:t>；所以，凡以基督徒的自由之名反对民事的、或教会的任何合乎律法的权柄、或合乎律法的执行，都是抗拒神的命令（彼前2:13-14,16；罗13:1-8；来13:17；帖前5:12-13）。并且，如果他们发表这类意见，或坚持这类做法，若违反自然之光，或违反基督教关于信仰、敬拜或言行的已知原则，或违反敬虔的实意，或这类错谬的意见和做法无论在其本质、还是在发表和坚持的方式上，都有损基督在教会中建立的外在平安与秩序，他们就可以合乎律法地被追究责任，并受到教会的谴责（罗1:32；林前5:1,5,11-13；约贰10-11；帖后3:6,14；提前6:3-4；多1:10-11,13-14；3:10；罗16:17；太18:15-17；提前1:19-20；启2:2,14-15,20）。</w:t>
       </w:r>
     </w:p>
     <w:p>
@@ -20627,7 +20763,7 @@
       <w:r>
         <w:rPr>
           <w:rFonts w:ascii="Times New Roman" w:hAnsi="Times New Roman" w:eastAsia="宋体"/>
-          <w:b w:val="0"/>
+          <w:b/>
           <w:sz w:val="24"/>
         </w:rPr>
         <w:t>解读：</w:t>
@@ -23828,10 +23964,42 @@
       <w:r>
         <w:rPr>
           <w:rFonts w:ascii="Times New Roman" w:hAnsi="Times New Roman" w:eastAsia="宋体"/>
-          <w:b w:val="0"/>
-          <w:sz w:val="24"/>
-        </w:rPr>
-        <w:t>属教会的人与世上其他人明显区分：洗礼是有形教会成员的标志（徒2:41），而主的晚餐就象就旧约的逾越节，只能向信徒开放（出12:48；林前11:27-29）。 3. 圣礼严肃地要求他们照着祂的圣道、在基督里事奉祂：受洗后的人「一举一动有新生的样式」（罗6:3,4），我们若守主的晚餐，就不应该「又吃鬼的筵席」（林前10:16,21）。守主的晚餐，是为了记念基督（林前11:25），这不仅仅只是想起基督为我们所作的一切，也包括爱祂、顺服祂、事奉祂，盼望祂的再来。</w:t>
+          <w:b/>
+          <w:sz w:val="24"/>
+        </w:rPr>
+        <w:t>属教会的人与世上其他人明显区分</w:t>
+      </w:r>
+      <w:r>
+        <w:rPr>
+          <w:rFonts w:ascii="Times New Roman" w:hAnsi="Times New Roman" w:eastAsia="宋体"/>
+          <w:b w:val="0"/>
+          <w:sz w:val="24"/>
+        </w:rPr>
+        <w:t xml:space="preserve">：洗礼是有形教会成员的标志（徒2:41），而主的晚餐就象就旧约的逾越节，只能向信徒开放（出12:48；林前11:27-29）。 3. </w:t>
+      </w:r>
+      <w:r>
+        <w:rPr>
+          <w:rFonts w:ascii="Times New Roman" w:hAnsi="Times New Roman" w:eastAsia="宋体"/>
+          <w:b/>
+          <w:sz w:val="24"/>
+        </w:rPr>
+        <w:t>圣礼</w:t>
+      </w:r>
+      <w:r>
+        <w:rPr>
+          <w:rFonts w:ascii="Times New Roman" w:hAnsi="Times New Roman" w:eastAsia="宋体"/>
+          <w:b/>
+          <w:sz w:val="24"/>
+        </w:rPr>
+        <w:t>严肃地要求他们照着祂的圣道、在基督里事奉祂</w:t>
+      </w:r>
+      <w:r>
+        <w:rPr>
+          <w:rFonts w:ascii="Times New Roman" w:hAnsi="Times New Roman" w:eastAsia="宋体"/>
+          <w:b w:val="0"/>
+          <w:sz w:val="24"/>
+        </w:rPr>
+        <w:t>：受洗后的人「一举一动有新生的样式」（罗6:3,4），我们若守主的晚餐，就不应该「又吃鬼的筵席」（林前10:16,21）。守主的晚餐，是为了记念基督（林前11:25），这不仅仅只是想起基督为我们所作的一切，也包括爱祂、顺服祂、事奉祂，盼望祂的再来。</w:t>
       </w:r>
     </w:p>
     <w:p>
@@ -23870,7 +24038,7 @@
       <w:r>
         <w:rPr>
           <w:rFonts w:ascii="Times New Roman" w:hAnsi="Times New Roman" w:eastAsia="宋体"/>
-          <w:b w:val="0"/>
+          <w:b/>
           <w:sz w:val="24"/>
         </w:rPr>
         <w:t>解读：</w:t>
@@ -24022,10 +24190,18 @@
       <w:r>
         <w:rPr>
           <w:rFonts w:ascii="Times New Roman" w:hAnsi="Times New Roman" w:eastAsia="宋体"/>
-          <w:b w:val="0"/>
-          <w:sz w:val="24"/>
-        </w:rPr>
-        <w:t>圣礼的功效取决于施行者的虔诚或存心：罗马天主教认为，圣礼的功效依赖：a) 施行者有正式授权 ；b) 施行者在施行圣礼的那瞬间，意在执行教会对圣礼所做的定义。</w:t>
+          <w:b/>
+          <w:sz w:val="24"/>
+        </w:rPr>
+        <w:t>圣礼的功效取决于施行者的虔诚或存心：</w:t>
+      </w:r>
+      <w:r>
+        <w:rPr>
+          <w:rFonts w:ascii="Times New Roman" w:hAnsi="Times New Roman" w:eastAsia="宋体"/>
+          <w:b w:val="0"/>
+          <w:sz w:val="24"/>
+        </w:rPr>
+        <w:t>罗马天主教认为，圣礼的功效依赖：a) 施行者有正式授权 ；b) 施行者在施行圣礼的那瞬间，意在执行教会对圣礼所做的定义。</w:t>
       </w:r>
     </w:p>
     <w:p>
